--- a/LS/Финансовая безопасность.docx
+++ b/LS/Финансовая безопасность.docx
@@ -788,7 +788,6 @@
           <w:p>
             <w:pPr>
               <w:spacing w:after="200"/>
-              <w:jc w:val="both"/>
               <w:rPr>
                 <w:rFonts w:ascii="Times New Roman" w:eastAsia="Times New Roman" w:hAnsi="Times New Roman" w:cs="Times New Roman"/>
                 <w:i/>
@@ -796,6 +795,17 @@
                 <w:szCs w:val="28"/>
               </w:rPr>
             </w:pPr>
+            <w:r>
+              <w:rPr>
+                <w:rFonts w:ascii="Segoe UI Emoji" w:eastAsia="Times New Roman" w:hAnsi="Segoe UI Emoji" w:cs="Segoe UI Emoji"/>
+                <w:b/>
+                <w:bCs/>
+                <w:iCs/>
+                <w:sz w:val="28"/>
+                <w:szCs w:val="28"/>
+              </w:rPr>
+              <w:t>✔️</w:t>
+            </w:r>
           </w:p>
         </w:tc>
       </w:tr>
@@ -835,7 +845,6 @@
           <w:p>
             <w:pPr>
               <w:spacing w:after="200"/>
-              <w:jc w:val="both"/>
               <w:rPr>
                 <w:rFonts w:ascii="Times New Roman" w:eastAsia="Times New Roman" w:hAnsi="Times New Roman" w:cs="Times New Roman"/>
                 <w:i/>
@@ -843,6 +852,17 @@
                 <w:szCs w:val="28"/>
               </w:rPr>
             </w:pPr>
+            <w:r>
+              <w:rPr>
+                <w:rFonts w:ascii="Segoe UI Emoji" w:eastAsia="Times New Roman" w:hAnsi="Segoe UI Emoji" w:cs="Segoe UI Emoji"/>
+                <w:b/>
+                <w:bCs/>
+                <w:iCs/>
+                <w:sz w:val="28"/>
+                <w:szCs w:val="28"/>
+              </w:rPr>
+              <w:t>✔️</w:t>
+            </w:r>
           </w:p>
         </w:tc>
       </w:tr>
@@ -882,7 +902,6 @@
           <w:p>
             <w:pPr>
               <w:spacing w:after="200"/>
-              <w:jc w:val="both"/>
               <w:rPr>
                 <w:rFonts w:ascii="Times New Roman" w:eastAsia="Times New Roman" w:hAnsi="Times New Roman" w:cs="Times New Roman"/>
                 <w:i/>
@@ -890,6 +909,17 @@
                 <w:szCs w:val="28"/>
               </w:rPr>
             </w:pPr>
+            <w:r>
+              <w:rPr>
+                <w:rFonts w:ascii="Segoe UI Emoji" w:eastAsia="Times New Roman" w:hAnsi="Segoe UI Emoji" w:cs="Segoe UI Emoji"/>
+                <w:b/>
+                <w:bCs/>
+                <w:iCs/>
+                <w:sz w:val="28"/>
+                <w:szCs w:val="28"/>
+              </w:rPr>
+              <w:t>✔️</w:t>
+            </w:r>
           </w:p>
         </w:tc>
       </w:tr>
@@ -929,7 +959,6 @@
           <w:p>
             <w:pPr>
               <w:spacing w:after="200"/>
-              <w:jc w:val="both"/>
               <w:rPr>
                 <w:rFonts w:ascii="Times New Roman" w:eastAsia="Times New Roman" w:hAnsi="Times New Roman" w:cs="Times New Roman"/>
                 <w:i/>
@@ -937,6 +966,17 @@
                 <w:szCs w:val="28"/>
               </w:rPr>
             </w:pPr>
+            <w:r>
+              <w:rPr>
+                <w:rFonts w:ascii="Segoe UI Emoji" w:eastAsia="Times New Roman" w:hAnsi="Segoe UI Emoji" w:cs="Segoe UI Emoji"/>
+                <w:b/>
+                <w:bCs/>
+                <w:iCs/>
+                <w:sz w:val="28"/>
+                <w:szCs w:val="28"/>
+              </w:rPr>
+              <w:t>✔️</w:t>
+            </w:r>
           </w:p>
         </w:tc>
       </w:tr>
@@ -976,7 +1016,6 @@
           <w:p>
             <w:pPr>
               <w:spacing w:after="200"/>
-              <w:jc w:val="both"/>
               <w:rPr>
                 <w:rFonts w:ascii="Times New Roman" w:eastAsia="Times New Roman" w:hAnsi="Times New Roman" w:cs="Times New Roman"/>
                 <w:i/>
@@ -984,6 +1023,18 @@
                 <w:szCs w:val="28"/>
               </w:rPr>
             </w:pPr>
+            <w:r>
+              <w:rPr>
+                <w:rFonts w:ascii="Segoe UI Emoji" w:eastAsia="Times New Roman" w:hAnsi="Segoe UI Emoji" w:cs="Segoe UI Emoji"/>
+                <w:b/>
+                <w:bCs/>
+                <w:iCs/>
+                <w:sz w:val="28"/>
+                <w:szCs w:val="28"/>
+                <w:lang w:val="en-US"/>
+              </w:rPr>
+              <w:t>❌</w:t>
+            </w:r>
           </w:p>
         </w:tc>
       </w:tr>
@@ -1021,7 +1072,6 @@
           <w:p>
             <w:pPr>
               <w:spacing w:after="200"/>
-              <w:jc w:val="both"/>
               <w:rPr>
                 <w:rFonts w:ascii="Times New Roman" w:eastAsia="Times New Roman" w:hAnsi="Times New Roman" w:cs="Times New Roman"/>
                 <w:i/>
@@ -1029,6 +1079,17 @@
                 <w:szCs w:val="28"/>
               </w:rPr>
             </w:pPr>
+            <w:r>
+              <w:rPr>
+                <w:rFonts w:ascii="Segoe UI Emoji" w:eastAsia="Times New Roman" w:hAnsi="Segoe UI Emoji" w:cs="Segoe UI Emoji"/>
+                <w:b/>
+                <w:bCs/>
+                <w:iCs/>
+                <w:sz w:val="28"/>
+                <w:szCs w:val="28"/>
+              </w:rPr>
+              <w:t>✔️</w:t>
+            </w:r>
           </w:p>
         </w:tc>
       </w:tr>
@@ -1066,7 +1127,6 @@
           <w:p>
             <w:pPr>
               <w:spacing w:after="200"/>
-              <w:jc w:val="both"/>
               <w:rPr>
                 <w:rFonts w:ascii="Times New Roman" w:eastAsia="Times New Roman" w:hAnsi="Times New Roman" w:cs="Times New Roman"/>
                 <w:i/>
@@ -1074,6 +1134,17 @@
                 <w:szCs w:val="28"/>
               </w:rPr>
             </w:pPr>
+            <w:r>
+              <w:rPr>
+                <w:rFonts w:ascii="Segoe UI Emoji" w:eastAsia="Times New Roman" w:hAnsi="Segoe UI Emoji" w:cs="Segoe UI Emoji"/>
+                <w:b/>
+                <w:bCs/>
+                <w:iCs/>
+                <w:sz w:val="28"/>
+                <w:szCs w:val="28"/>
+              </w:rPr>
+              <w:t>✔️</w:t>
+            </w:r>
           </w:p>
         </w:tc>
       </w:tr>
@@ -1149,7 +1220,6 @@
           <w:p>
             <w:pPr>
               <w:spacing w:after="200"/>
-              <w:jc w:val="both"/>
               <w:rPr>
                 <w:rFonts w:ascii="Times New Roman" w:eastAsia="Times New Roman" w:hAnsi="Times New Roman" w:cs="Times New Roman"/>
                 <w:i/>
@@ -1157,6 +1227,17 @@
                 <w:szCs w:val="28"/>
               </w:rPr>
             </w:pPr>
+            <w:r>
+              <w:rPr>
+                <w:rFonts w:ascii="Segoe UI Emoji" w:eastAsia="Times New Roman" w:hAnsi="Segoe UI Emoji" w:cs="Segoe UI Emoji"/>
+                <w:b/>
+                <w:bCs/>
+                <w:iCs/>
+                <w:sz w:val="28"/>
+                <w:szCs w:val="28"/>
+              </w:rPr>
+              <w:t>✔️</w:t>
+            </w:r>
           </w:p>
         </w:tc>
       </w:tr>
@@ -1194,7 +1275,6 @@
           <w:p>
             <w:pPr>
               <w:spacing w:after="200"/>
-              <w:jc w:val="both"/>
               <w:rPr>
                 <w:rFonts w:ascii="Times New Roman" w:eastAsia="Times New Roman" w:hAnsi="Times New Roman" w:cs="Times New Roman"/>
                 <w:i/>
@@ -1202,6 +1282,17 @@
                 <w:szCs w:val="28"/>
               </w:rPr>
             </w:pPr>
+            <w:r>
+              <w:rPr>
+                <w:rFonts w:ascii="Segoe UI Emoji" w:eastAsia="Times New Roman" w:hAnsi="Segoe UI Emoji" w:cs="Segoe UI Emoji"/>
+                <w:b/>
+                <w:bCs/>
+                <w:iCs/>
+                <w:sz w:val="28"/>
+                <w:szCs w:val="28"/>
+              </w:rPr>
+              <w:t>✔️</w:t>
+            </w:r>
           </w:p>
         </w:tc>
       </w:tr>
@@ -1239,7 +1330,6 @@
           <w:p>
             <w:pPr>
               <w:spacing w:after="200"/>
-              <w:jc w:val="both"/>
               <w:rPr>
                 <w:rFonts w:ascii="Times New Roman" w:eastAsia="Times New Roman" w:hAnsi="Times New Roman" w:cs="Times New Roman"/>
                 <w:i/>
@@ -1247,6 +1337,18 @@
                 <w:szCs w:val="28"/>
               </w:rPr>
             </w:pPr>
+            <w:r>
+              <w:rPr>
+                <w:rFonts w:ascii="Segoe UI Emoji" w:eastAsia="Times New Roman" w:hAnsi="Segoe UI Emoji" w:cs="Segoe UI Emoji"/>
+                <w:b/>
+                <w:bCs/>
+                <w:iCs/>
+                <w:sz w:val="28"/>
+                <w:szCs w:val="28"/>
+                <w:lang w:val="en-US"/>
+              </w:rPr>
+              <w:t>❌</w:t>
+            </w:r>
           </w:p>
         </w:tc>
       </w:tr>
@@ -1284,7 +1386,6 @@
           <w:p>
             <w:pPr>
               <w:spacing w:after="200"/>
-              <w:jc w:val="both"/>
               <w:rPr>
                 <w:rFonts w:ascii="Times New Roman" w:eastAsia="Times New Roman" w:hAnsi="Times New Roman" w:cs="Times New Roman"/>
                 <w:i/>
@@ -1292,6 +1393,17 @@
                 <w:szCs w:val="28"/>
               </w:rPr>
             </w:pPr>
+            <w:r>
+              <w:rPr>
+                <w:rFonts w:ascii="Segoe UI Emoji" w:eastAsia="Times New Roman" w:hAnsi="Segoe UI Emoji" w:cs="Segoe UI Emoji"/>
+                <w:b/>
+                <w:bCs/>
+                <w:iCs/>
+                <w:sz w:val="28"/>
+                <w:szCs w:val="28"/>
+              </w:rPr>
+              <w:t>✔️</w:t>
+            </w:r>
           </w:p>
         </w:tc>
       </w:tr>
@@ -1329,7 +1441,6 @@
           <w:p>
             <w:pPr>
               <w:spacing w:after="200"/>
-              <w:jc w:val="both"/>
               <w:rPr>
                 <w:rFonts w:ascii="Times New Roman" w:eastAsia="Times New Roman" w:hAnsi="Times New Roman" w:cs="Times New Roman"/>
                 <w:i/>
@@ -1337,6 +1448,18 @@
                 <w:szCs w:val="28"/>
               </w:rPr>
             </w:pPr>
+            <w:r>
+              <w:rPr>
+                <w:rFonts w:ascii="Segoe UI Emoji" w:eastAsia="Times New Roman" w:hAnsi="Segoe UI Emoji" w:cs="Segoe UI Emoji"/>
+                <w:b/>
+                <w:bCs/>
+                <w:iCs/>
+                <w:sz w:val="28"/>
+                <w:szCs w:val="28"/>
+                <w:lang w:val="en-US"/>
+              </w:rPr>
+              <w:t>❌</w:t>
+            </w:r>
           </w:p>
         </w:tc>
       </w:tr>
@@ -1374,7 +1497,6 @@
           <w:p>
             <w:pPr>
               <w:spacing w:after="200"/>
-              <w:jc w:val="both"/>
               <w:rPr>
                 <w:rFonts w:ascii="Times New Roman" w:eastAsia="Times New Roman" w:hAnsi="Times New Roman" w:cs="Times New Roman"/>
                 <w:i/>
@@ -1382,6 +1504,17 @@
                 <w:szCs w:val="28"/>
               </w:rPr>
             </w:pPr>
+            <w:r>
+              <w:rPr>
+                <w:rFonts w:ascii="Segoe UI Emoji" w:eastAsia="Times New Roman" w:hAnsi="Segoe UI Emoji" w:cs="Segoe UI Emoji"/>
+                <w:b/>
+                <w:bCs/>
+                <w:iCs/>
+                <w:sz w:val="28"/>
+                <w:szCs w:val="28"/>
+              </w:rPr>
+              <w:t>✔️</w:t>
+            </w:r>
           </w:p>
         </w:tc>
       </w:tr>
@@ -1424,7 +1557,7 @@
           <w:sz w:val="24"/>
           <w:szCs w:val="24"/>
         </w:rPr>
-        <w:t>__</w:t>
+        <w:t>9</w:t>
       </w:r>
       <w:r>
         <w:rPr>
@@ -1433,7 +1566,7 @@
           <w:sz w:val="24"/>
           <w:szCs w:val="24"/>
         </w:rPr>
-        <w:t>_ из 12 полезных привычек в сфере личной финансовой безопасности.</w:t>
+        <w:t xml:space="preserve"> из 12 полезных привычек в сфере личной финансовой безопасности.</w:t>
       </w:r>
     </w:p>
     <w:p>
@@ -1461,7 +1594,7 @@
           <w:sz w:val="24"/>
           <w:szCs w:val="24"/>
         </w:rPr>
-        <w:t xml:space="preserve">следующие привычки </w:t>
+        <w:t>следующие привычки</w:t>
       </w:r>
       <w:r>
         <w:rPr>
@@ -1470,39 +1603,218 @@
           <w:sz w:val="24"/>
           <w:szCs w:val="24"/>
         </w:rPr>
-        <w:t>___, потому что _____ .</w:t>
+        <w:t xml:space="preserve">: использование антивируса, обновление паролей и сокрытие пин-кода. </w:t>
       </w:r>
     </w:p>
     <w:p>
       <w:pPr>
-        <w:jc w:val="both"/>
-        <w:rPr>
-          <w:rFonts w:ascii="Times New Roman" w:eastAsia="Times New Roman" w:hAnsi="Times New Roman" w:cs="Times New Roman"/>
-          <w:sz w:val="24"/>
-          <w:szCs w:val="24"/>
-        </w:rPr>
-      </w:pPr>
-      <w:r>
-        <w:rPr>
-          <w:rFonts w:ascii="Times New Roman" w:eastAsia="Times New Roman" w:hAnsi="Times New Roman" w:cs="Times New Roman"/>
-          <w:b/>
-          <w:sz w:val="24"/>
-          <w:szCs w:val="24"/>
-        </w:rPr>
-        <w:t xml:space="preserve">Задание 2. </w:t>
-      </w:r>
-      <w:r>
-        <w:rPr>
-          <w:rFonts w:ascii="Times New Roman" w:eastAsia="Times New Roman" w:hAnsi="Times New Roman" w:cs="Times New Roman"/>
-          <w:b/>
-          <w:sz w:val="24"/>
-          <w:szCs w:val="24"/>
-        </w:rPr>
-        <w:t>Анализ мошеннической ситуации</w:t>
+        <w:rPr>
+          <w:rFonts w:ascii="Times New Roman" w:eastAsia="Times New Roman" w:hAnsi="Times New Roman" w:cs="Times New Roman"/>
+          <w:i/>
+          <w:sz w:val="24"/>
+          <w:szCs w:val="24"/>
+        </w:rPr>
+      </w:pPr>
+      <w:r>
+        <w:rPr>
+          <w:rFonts w:ascii="Times New Roman" w:eastAsia="Times New Roman" w:hAnsi="Times New Roman" w:cs="Times New Roman"/>
+          <w:i/>
+          <w:sz w:val="24"/>
+          <w:szCs w:val="24"/>
+        </w:rPr>
+        <w:t>Я не использую антивирус на телефоне и второй системе ноутбука, так как первый недостаточно производительный, а на второй не храню конфиденциальные данные.</w:t>
+      </w:r>
+      <w:r>
+        <w:rPr>
+          <w:rFonts w:ascii="Times New Roman" w:eastAsia="Times New Roman" w:hAnsi="Times New Roman" w:cs="Times New Roman"/>
+          <w:i/>
+          <w:sz w:val="24"/>
+          <w:szCs w:val="24"/>
+        </w:rPr>
+        <w:t xml:space="preserve"> В </w:t>
+      </w:r>
+      <w:r>
+        <w:rPr>
+          <w:rFonts w:ascii="Times New Roman" w:eastAsia="Times New Roman" w:hAnsi="Times New Roman" w:cs="Times New Roman"/>
+          <w:i/>
+          <w:sz w:val="24"/>
+          <w:szCs w:val="24"/>
+        </w:rPr>
+        <w:lastRenderedPageBreak/>
+        <w:t xml:space="preserve">будущем при покупке нового телефона нужно будет позаботиться об установке антивирусного ПО. С паролями ситуация хуже, я не обновляю их, так как это доставляет неудобства при авторизации на всех устройствах. </w:t>
       </w:r>
     </w:p>
     <w:p>
       <w:pPr>
+        <w:rPr>
+          <w:rFonts w:ascii="Times New Roman" w:eastAsia="Times New Roman" w:hAnsi="Times New Roman" w:cs="Times New Roman"/>
+          <w:i/>
+          <w:sz w:val="24"/>
+          <w:szCs w:val="24"/>
+        </w:rPr>
+      </w:pPr>
+      <w:r>
+        <w:rPr>
+          <w:rFonts w:ascii="Times New Roman" w:eastAsia="Times New Roman" w:hAnsi="Times New Roman" w:cs="Times New Roman"/>
+          <w:i/>
+          <w:sz w:val="24"/>
+          <w:szCs w:val="24"/>
+        </w:rPr>
+        <w:t>Для важных</w:t>
+      </w:r>
+      <w:r>
+        <w:rPr>
+          <w:rFonts w:ascii="Times New Roman" w:eastAsia="Times New Roman" w:hAnsi="Times New Roman" w:cs="Times New Roman"/>
+          <w:i/>
+          <w:sz w:val="24"/>
+          <w:szCs w:val="24"/>
+        </w:rPr>
+        <w:t xml:space="preserve"> </w:t>
+      </w:r>
+      <w:r>
+        <w:rPr>
+          <w:rFonts w:ascii="Times New Roman" w:eastAsia="Times New Roman" w:hAnsi="Times New Roman" w:cs="Times New Roman"/>
+          <w:i/>
+          <w:sz w:val="24"/>
+          <w:szCs w:val="24"/>
+        </w:rPr>
+        <w:t>учётных записей, таких как</w:t>
+      </w:r>
+      <w:r>
+        <w:rPr>
+          <w:rFonts w:ascii="Times New Roman" w:eastAsia="Times New Roman" w:hAnsi="Times New Roman" w:cs="Times New Roman"/>
+          <w:i/>
+          <w:sz w:val="24"/>
+          <w:szCs w:val="24"/>
+        </w:rPr>
+        <w:t xml:space="preserve"> </w:t>
+      </w:r>
+      <w:r>
+        <w:rPr>
+          <w:rFonts w:ascii="Times New Roman" w:eastAsia="Times New Roman" w:hAnsi="Times New Roman" w:cs="Times New Roman"/>
+          <w:i/>
+          <w:sz w:val="24"/>
+          <w:szCs w:val="24"/>
+          <w:lang w:val="en-US"/>
+        </w:rPr>
+        <w:t>google</w:t>
+      </w:r>
+      <w:r>
+        <w:rPr>
+          <w:rFonts w:ascii="Times New Roman" w:eastAsia="Times New Roman" w:hAnsi="Times New Roman" w:cs="Times New Roman"/>
+          <w:i/>
+          <w:sz w:val="24"/>
+          <w:szCs w:val="24"/>
+        </w:rPr>
+        <w:t>,</w:t>
+      </w:r>
+      <w:r>
+        <w:rPr>
+          <w:rFonts w:ascii="Times New Roman" w:eastAsia="Times New Roman" w:hAnsi="Times New Roman" w:cs="Times New Roman"/>
+          <w:i/>
+          <w:sz w:val="24"/>
+          <w:szCs w:val="24"/>
+        </w:rPr>
+        <w:t xml:space="preserve"> </w:t>
+      </w:r>
+      <w:r>
+        <w:rPr>
+          <w:rFonts w:ascii="Times New Roman" w:eastAsia="Times New Roman" w:hAnsi="Times New Roman" w:cs="Times New Roman"/>
+          <w:i/>
+          <w:sz w:val="24"/>
+          <w:szCs w:val="24"/>
+          <w:lang w:val="en-US"/>
+        </w:rPr>
+        <w:t>github</w:t>
+      </w:r>
+      <w:r>
+        <w:rPr>
+          <w:rFonts w:ascii="Times New Roman" w:eastAsia="Times New Roman" w:hAnsi="Times New Roman" w:cs="Times New Roman"/>
+          <w:i/>
+          <w:sz w:val="24"/>
+          <w:szCs w:val="24"/>
+        </w:rPr>
+        <w:t xml:space="preserve">, </w:t>
+      </w:r>
+      <w:r>
+        <w:rPr>
+          <w:rFonts w:ascii="Times New Roman" w:eastAsia="Times New Roman" w:hAnsi="Times New Roman" w:cs="Times New Roman"/>
+          <w:i/>
+          <w:sz w:val="24"/>
+          <w:szCs w:val="24"/>
+          <w:lang w:val="en-US"/>
+        </w:rPr>
+        <w:t>vk</w:t>
+      </w:r>
+      <w:r>
+        <w:rPr>
+          <w:rFonts w:ascii="Times New Roman" w:eastAsia="Times New Roman" w:hAnsi="Times New Roman" w:cs="Times New Roman"/>
+          <w:i/>
+          <w:sz w:val="24"/>
+          <w:szCs w:val="24"/>
+        </w:rPr>
+        <w:t xml:space="preserve">, </w:t>
+      </w:r>
+      <w:r>
+        <w:rPr>
+          <w:rFonts w:ascii="Times New Roman" w:eastAsia="Times New Roman" w:hAnsi="Times New Roman" w:cs="Times New Roman"/>
+          <w:i/>
+          <w:sz w:val="24"/>
+          <w:szCs w:val="24"/>
+          <w:lang w:val="en-US"/>
+        </w:rPr>
+        <w:t>telegram</w:t>
+      </w:r>
+      <w:r>
+        <w:rPr>
+          <w:rFonts w:ascii="Times New Roman" w:eastAsia="Times New Roman" w:hAnsi="Times New Roman" w:cs="Times New Roman"/>
+          <w:i/>
+          <w:sz w:val="24"/>
+          <w:szCs w:val="24"/>
+        </w:rPr>
+        <w:t xml:space="preserve"> </w:t>
+      </w:r>
+      <w:r>
+        <w:rPr>
+          <w:rFonts w:ascii="Times New Roman" w:eastAsia="Times New Roman" w:hAnsi="Times New Roman" w:cs="Times New Roman"/>
+          <w:i/>
+          <w:sz w:val="24"/>
+          <w:szCs w:val="24"/>
+        </w:rPr>
+        <w:t xml:space="preserve">я использую двухфакторную авторизацию по ключу/смс. </w:t>
+      </w:r>
+    </w:p>
+    <w:p>
+      <w:pPr>
+        <w:rPr>
+          <w:rFonts w:ascii="Times New Roman" w:eastAsia="Times New Roman" w:hAnsi="Times New Roman" w:cs="Times New Roman"/>
+          <w:i/>
+          <w:sz w:val="24"/>
+          <w:szCs w:val="24"/>
+        </w:rPr>
+      </w:pPr>
+      <w:r>
+        <w:rPr>
+          <w:rFonts w:ascii="Times New Roman" w:eastAsia="Times New Roman" w:hAnsi="Times New Roman" w:cs="Times New Roman"/>
+          <w:i/>
+          <w:sz w:val="24"/>
+          <w:szCs w:val="24"/>
+        </w:rPr>
+        <w:t xml:space="preserve">Привычка скрывать код у меня отсутствует, так как в магазинах я использую бесконтактную отплату, которая не требует пароль для небольших сумм. </w:t>
+      </w:r>
+    </w:p>
+    <w:p>
+      <w:pPr>
+        <w:rPr>
+          <w:rFonts w:ascii="Times New Roman" w:eastAsia="Times New Roman" w:hAnsi="Times New Roman" w:cs="Times New Roman"/>
+          <w:i/>
+          <w:sz w:val="24"/>
+          <w:szCs w:val="24"/>
+        </w:rPr>
+      </w:pPr>
+    </w:p>
+    <w:p>
+      <w:pPr>
         <w:jc w:val="both"/>
         <w:rPr>
           <w:rFonts w:ascii="Times New Roman" w:eastAsia="Times New Roman" w:hAnsi="Times New Roman" w:cs="Times New Roman"/>
@@ -1510,6 +1822,24 @@
           <w:szCs w:val="24"/>
         </w:rPr>
       </w:pPr>
+      <w:r>
+        <w:rPr>
+          <w:rFonts w:ascii="Times New Roman" w:eastAsia="Times New Roman" w:hAnsi="Times New Roman" w:cs="Times New Roman"/>
+          <w:b/>
+          <w:sz w:val="24"/>
+          <w:szCs w:val="24"/>
+        </w:rPr>
+        <w:t xml:space="preserve">Задание 2. </w:t>
+      </w:r>
+      <w:r>
+        <w:rPr>
+          <w:rFonts w:ascii="Times New Roman" w:eastAsia="Times New Roman" w:hAnsi="Times New Roman" w:cs="Times New Roman"/>
+          <w:b/>
+          <w:sz w:val="24"/>
+          <w:szCs w:val="24"/>
+        </w:rPr>
+        <w:t>Анализ мошеннической ситуации</w:t>
+      </w:r>
     </w:p>
     <w:tbl>
       <w:tblPr>
@@ -1528,7 +1858,7 @@
       </w:tblGrid>
       <w:tr>
         <w:trPr>
-          <w:trHeight w:val="2956"/>
+          <w:trHeight w:val="2216"/>
         </w:trPr>
         <w:tc>
           <w:tcPr>
@@ -1604,6 +1934,24 @@
               </w:rPr>
               <w:t>1.</w:t>
             </w:r>
+            <w:r>
+              <w:rPr>
+                <w:rFonts w:ascii="Times New Roman" w:eastAsia="Times New Roman" w:hAnsi="Times New Roman" w:cs="Times New Roman"/>
+                <w:color w:val="000000"/>
+                <w:sz w:val="24"/>
+                <w:szCs w:val="24"/>
+              </w:rPr>
+              <w:t xml:space="preserve"> Авторитетные лица</w:t>
+            </w:r>
+            <w:r>
+              <w:rPr>
+                <w:rFonts w:ascii="Times New Roman" w:eastAsia="Times New Roman" w:hAnsi="Times New Roman" w:cs="Times New Roman"/>
+                <w:color w:val="000000"/>
+                <w:sz w:val="24"/>
+                <w:szCs w:val="24"/>
+              </w:rPr>
+              <w:t xml:space="preserve"> – мошенники представились сотрудниками СК и ЦБ, втирались в доверие жертве.</w:t>
+            </w:r>
           </w:p>
           <w:p>
             <w:pPr>
@@ -1624,6 +1972,33 @@
               </w:rPr>
               <w:t>2.</w:t>
             </w:r>
+            <w:r>
+              <w:rPr>
+                <w:rFonts w:ascii="Times New Roman" w:eastAsia="Times New Roman" w:hAnsi="Times New Roman" w:cs="Times New Roman"/>
+                <w:color w:val="000000"/>
+                <w:sz w:val="24"/>
+                <w:szCs w:val="24"/>
+              </w:rPr>
+              <w:t xml:space="preserve"> Мошенники торопили </w:t>
+            </w:r>
+            <w:r>
+              <w:rPr>
+                <w:rFonts w:ascii="Times New Roman" w:eastAsia="Times New Roman" w:hAnsi="Times New Roman" w:cs="Times New Roman"/>
+                <w:color w:val="000000"/>
+                <w:sz w:val="24"/>
+                <w:szCs w:val="24"/>
+              </w:rPr>
+              <w:t>женщину</w:t>
+            </w:r>
+            <w:r>
+              <w:rPr>
+                <w:rFonts w:ascii="Times New Roman" w:eastAsia="Times New Roman" w:hAnsi="Times New Roman" w:cs="Times New Roman"/>
+                <w:color w:val="000000"/>
+                <w:sz w:val="24"/>
+                <w:szCs w:val="24"/>
+              </w:rPr>
+              <w:t xml:space="preserve"> – такие действия могут лишить человека возможности успеть нормально осмыслить ситуацию.</w:t>
+            </w:r>
           </w:p>
           <w:p>
             <w:pPr>
@@ -1644,6 +2019,15 @@
               </w:rPr>
               <w:t>3.</w:t>
             </w:r>
+            <w:r>
+              <w:rPr>
+                <w:rFonts w:ascii="Times New Roman" w:eastAsia="Times New Roman" w:hAnsi="Times New Roman" w:cs="Times New Roman"/>
+                <w:color w:val="000000"/>
+                <w:sz w:val="24"/>
+                <w:szCs w:val="24"/>
+              </w:rPr>
+              <w:t xml:space="preserve"> Запугивание – злоумышленники постоянно говорили, что кто-то хочет отнять у пострадавшей имущество.</w:t>
+            </w:r>
           </w:p>
           <w:p>
             <w:pPr>
@@ -1664,6 +2048,24 @@
               </w:rPr>
               <w:t>4.</w:t>
             </w:r>
+            <w:r>
+              <w:rPr>
+                <w:rFonts w:ascii="Times New Roman" w:eastAsia="Times New Roman" w:hAnsi="Times New Roman" w:cs="Times New Roman"/>
+                <w:color w:val="000000"/>
+                <w:sz w:val="24"/>
+                <w:szCs w:val="24"/>
+              </w:rPr>
+              <w:t xml:space="preserve"> Перевод средств на «безопасный счёт»</w:t>
+            </w:r>
+            <w:r>
+              <w:rPr>
+                <w:rFonts w:ascii="Times New Roman" w:eastAsia="Times New Roman" w:hAnsi="Times New Roman" w:cs="Times New Roman"/>
+                <w:color w:val="000000"/>
+                <w:sz w:val="24"/>
+                <w:szCs w:val="24"/>
+              </w:rPr>
+              <w:t xml:space="preserve"> - мошенники часто просят так делать, эти деньги владельцу уже не возвращаются.</w:t>
+            </w:r>
           </w:p>
           <w:p>
             <w:pPr>
@@ -1683,13 +2085,31 @@
                 <w:szCs w:val="24"/>
               </w:rPr>
               <w:t>5.</w:t>
+            </w:r>
+            <w:r>
+              <w:rPr>
+                <w:rFonts w:ascii="Times New Roman" w:eastAsia="Times New Roman" w:hAnsi="Times New Roman" w:cs="Times New Roman"/>
+                <w:color w:val="000000"/>
+                <w:sz w:val="24"/>
+                <w:szCs w:val="24"/>
+              </w:rPr>
+              <w:t xml:space="preserve"> </w:t>
+            </w:r>
+            <w:r>
+              <w:rPr>
+                <w:rFonts w:ascii="Times New Roman" w:eastAsia="Times New Roman" w:hAnsi="Times New Roman" w:cs="Times New Roman"/>
+                <w:color w:val="000000"/>
+                <w:sz w:val="24"/>
+                <w:szCs w:val="24"/>
+              </w:rPr>
+              <w:t>Известие о смерти кого-то может сильно повлиять эмоционально – это и случилось с жертвой.</w:t>
             </w:r>
           </w:p>
         </w:tc>
       </w:tr>
       <w:tr>
         <w:trPr>
-          <w:trHeight w:val="3238"/>
+          <w:trHeight w:val="2122"/>
         </w:trPr>
         <w:tc>
           <w:tcPr>
@@ -1765,6 +2185,35 @@
               </w:rPr>
               <w:t>1.</w:t>
             </w:r>
+            <w:r>
+              <w:rPr>
+                <w:rFonts w:ascii="Times New Roman" w:eastAsia="Times New Roman" w:hAnsi="Times New Roman" w:cs="Times New Roman"/>
+                <w:color w:val="000000"/>
+                <w:sz w:val="24"/>
+                <w:szCs w:val="24"/>
+              </w:rPr>
+              <w:t xml:space="preserve"> </w:t>
+            </w:r>
+            <w:r>
+              <w:rPr>
+                <w:rFonts w:ascii="Times New Roman" w:eastAsia="Times New Roman" w:hAnsi="Times New Roman" w:cs="Times New Roman"/>
+                <w:b/>
+                <w:bCs/>
+                <w:color w:val="000000"/>
+                <w:sz w:val="24"/>
+                <w:szCs w:val="24"/>
+              </w:rPr>
+              <w:t>Страх</w:t>
+            </w:r>
+            <w:r>
+              <w:rPr>
+                <w:rFonts w:ascii="Times New Roman" w:eastAsia="Times New Roman" w:hAnsi="Times New Roman" w:cs="Times New Roman"/>
+                <w:color w:val="000000"/>
+                <w:sz w:val="24"/>
+                <w:szCs w:val="24"/>
+              </w:rPr>
+              <w:t xml:space="preserve"> потерять средства или не выполнить условия «властей».</w:t>
+            </w:r>
           </w:p>
           <w:p>
             <w:pPr>
@@ -1785,6 +2234,35 @@
               </w:rPr>
               <w:t>2.</w:t>
             </w:r>
+            <w:r>
+              <w:rPr>
+                <w:rFonts w:ascii="Times New Roman" w:eastAsia="Times New Roman" w:hAnsi="Times New Roman" w:cs="Times New Roman"/>
+                <w:color w:val="000000"/>
+                <w:sz w:val="24"/>
+                <w:szCs w:val="24"/>
+              </w:rPr>
+              <w:t xml:space="preserve"> </w:t>
+            </w:r>
+            <w:r>
+              <w:rPr>
+                <w:rFonts w:ascii="Times New Roman" w:eastAsia="Times New Roman" w:hAnsi="Times New Roman" w:cs="Times New Roman"/>
+                <w:b/>
+                <w:bCs/>
+                <w:color w:val="000000"/>
+                <w:sz w:val="24"/>
+                <w:szCs w:val="24"/>
+              </w:rPr>
+              <w:t>Стресс</w:t>
+            </w:r>
+            <w:r>
+              <w:rPr>
+                <w:rFonts w:ascii="Times New Roman" w:eastAsia="Times New Roman" w:hAnsi="Times New Roman" w:cs="Times New Roman"/>
+                <w:color w:val="000000"/>
+                <w:sz w:val="24"/>
+                <w:szCs w:val="24"/>
+              </w:rPr>
+              <w:t xml:space="preserve"> из-за постоянных просьб не позволил анализировать ситуацию.</w:t>
+            </w:r>
           </w:p>
           <w:p>
             <w:pPr>
@@ -1805,6 +2283,64 @@
               </w:rPr>
               <w:t>3.</w:t>
             </w:r>
+            <w:r>
+              <w:rPr>
+                <w:rFonts w:ascii="Times New Roman" w:eastAsia="Times New Roman" w:hAnsi="Times New Roman" w:cs="Times New Roman"/>
+                <w:color w:val="000000"/>
+                <w:sz w:val="24"/>
+                <w:szCs w:val="24"/>
+              </w:rPr>
+              <w:t xml:space="preserve"> </w:t>
+            </w:r>
+            <w:r>
+              <w:rPr>
+                <w:rFonts w:ascii="Times New Roman" w:eastAsia="Times New Roman" w:hAnsi="Times New Roman" w:cs="Times New Roman"/>
+                <w:b/>
+                <w:bCs/>
+                <w:color w:val="000000"/>
+                <w:sz w:val="24"/>
+                <w:szCs w:val="24"/>
+              </w:rPr>
+              <w:t>Отсутствие</w:t>
+            </w:r>
+            <w:r>
+              <w:rPr>
+                <w:rFonts w:ascii="Times New Roman" w:eastAsia="Times New Roman" w:hAnsi="Times New Roman" w:cs="Times New Roman"/>
+                <w:color w:val="000000"/>
+                <w:sz w:val="24"/>
+                <w:szCs w:val="24"/>
+              </w:rPr>
+              <w:t xml:space="preserve"> контакта с близкими или кем-то, кто может здраво оценить ситуацию</w:t>
+            </w:r>
+            <w:r>
+              <w:rPr>
+                <w:rFonts w:ascii="Times New Roman" w:eastAsia="Times New Roman" w:hAnsi="Times New Roman" w:cs="Times New Roman"/>
+                <w:color w:val="000000"/>
+                <w:sz w:val="24"/>
+                <w:szCs w:val="24"/>
+              </w:rPr>
+              <w:t xml:space="preserve"> и оказать </w:t>
+            </w:r>
+            <w:r>
+              <w:rPr>
+                <w:rFonts w:ascii="Times New Roman" w:eastAsia="Times New Roman" w:hAnsi="Times New Roman" w:cs="Times New Roman"/>
+                <w:b/>
+                <w:bCs/>
+                <w:color w:val="000000"/>
+                <w:sz w:val="24"/>
+                <w:szCs w:val="24"/>
+              </w:rPr>
+              <w:t>помощь</w:t>
+            </w:r>
+            <w:r>
+              <w:rPr>
+                <w:rFonts w:ascii="Times New Roman" w:eastAsia="Times New Roman" w:hAnsi="Times New Roman" w:cs="Times New Roman"/>
+                <w:color w:val="000000"/>
+                <w:sz w:val="24"/>
+                <w:szCs w:val="24"/>
+              </w:rPr>
+              <w:t>.</w:t>
+            </w:r>
           </w:p>
           <w:p>
             <w:pPr>
@@ -1825,6 +2361,24 @@
               </w:rPr>
               <w:t>4.</w:t>
             </w:r>
+            <w:r>
+              <w:rPr>
+                <w:rFonts w:ascii="Times New Roman" w:eastAsia="Times New Roman" w:hAnsi="Times New Roman" w:cs="Times New Roman"/>
+                <w:color w:val="000000"/>
+                <w:sz w:val="24"/>
+                <w:szCs w:val="24"/>
+              </w:rPr>
+              <w:t xml:space="preserve"> </w:t>
+            </w:r>
+            <w:r>
+              <w:rPr>
+                <w:rFonts w:ascii="Times New Roman" w:eastAsia="Times New Roman" w:hAnsi="Times New Roman" w:cs="Times New Roman"/>
+                <w:color w:val="000000"/>
+                <w:sz w:val="24"/>
+                <w:szCs w:val="24"/>
+              </w:rPr>
+              <w:t>Предложение помочь от «доброго дяденьки» во время стресса помогло мошенникам втереться в доверие.</w:t>
+            </w:r>
           </w:p>
           <w:p>
             <w:pPr>
@@ -1844,13 +2398,51 @@
                 <w:szCs w:val="24"/>
               </w:rPr>
               <w:t>5.</w:t>
+            </w:r>
+            <w:r>
+              <w:rPr>
+                <w:rFonts w:ascii="Times New Roman" w:eastAsia="Times New Roman" w:hAnsi="Times New Roman" w:cs="Times New Roman"/>
+                <w:color w:val="000000"/>
+                <w:sz w:val="24"/>
+                <w:szCs w:val="24"/>
+              </w:rPr>
+              <w:t xml:space="preserve"> </w:t>
+            </w:r>
+            <w:r>
+              <w:rPr>
+                <w:rFonts w:ascii="Times New Roman" w:eastAsia="Times New Roman" w:hAnsi="Times New Roman" w:cs="Times New Roman"/>
+                <w:color w:val="000000"/>
+                <w:sz w:val="24"/>
+                <w:szCs w:val="24"/>
+              </w:rPr>
+              <w:t xml:space="preserve">Уничтожение улик – женщину заставили уничтожать технику, тем самым внушили ей, что она </w:t>
+            </w:r>
+            <w:r>
+              <w:rPr>
+                <w:rFonts w:ascii="Times New Roman" w:eastAsia="Times New Roman" w:hAnsi="Times New Roman" w:cs="Times New Roman"/>
+                <w:b/>
+                <w:bCs/>
+                <w:color w:val="000000"/>
+                <w:sz w:val="24"/>
+                <w:szCs w:val="24"/>
+              </w:rPr>
+              <w:t>соучастница</w:t>
+            </w:r>
+            <w:r>
+              <w:rPr>
+                <w:rFonts w:ascii="Times New Roman" w:eastAsia="Times New Roman" w:hAnsi="Times New Roman" w:cs="Times New Roman"/>
+                <w:color w:val="000000"/>
+                <w:sz w:val="24"/>
+                <w:szCs w:val="24"/>
+              </w:rPr>
+              <w:t xml:space="preserve"> какого-то преступления.</w:t>
             </w:r>
           </w:p>
         </w:tc>
       </w:tr>
       <w:tr>
         <w:trPr>
-          <w:trHeight w:val="5430"/>
+          <w:trHeight w:val="48"/>
         </w:trPr>
         <w:tc>
           <w:tcPr>
@@ -1944,6 +2536,62 @@
               </w:rPr>
               <w:t>1.</w:t>
             </w:r>
+            <w:r>
+              <w:rPr>
+                <w:rFonts w:ascii="Times New Roman" w:eastAsia="Times New Roman" w:hAnsi="Times New Roman" w:cs="Times New Roman"/>
+                <w:color w:val="000000"/>
+                <w:sz w:val="24"/>
+                <w:szCs w:val="24"/>
+              </w:rPr>
+              <w:t xml:space="preserve"> Не доверять незнакомым номерам, контактам, и особенно контактам </w:t>
+            </w:r>
+            <w:r>
+              <w:rPr>
+                <w:rFonts w:ascii="Times New Roman" w:eastAsia="Times New Roman" w:hAnsi="Times New Roman" w:cs="Times New Roman"/>
+                <w:color w:val="000000"/>
+                <w:sz w:val="24"/>
+                <w:szCs w:val="24"/>
+                <w:lang w:val="en-US"/>
+              </w:rPr>
+              <w:t>whatsapp</w:t>
+            </w:r>
+            <w:r>
+              <w:rPr>
+                <w:rFonts w:ascii="Times New Roman" w:eastAsia="Times New Roman" w:hAnsi="Times New Roman" w:cs="Times New Roman"/>
+                <w:color w:val="000000"/>
+                <w:sz w:val="24"/>
+                <w:szCs w:val="24"/>
+              </w:rPr>
+              <w:t xml:space="preserve"> </w:t>
+            </w:r>
+            <w:r>
+              <w:rPr>
+                <w:rFonts w:ascii="Times New Roman" w:eastAsia="Times New Roman" w:hAnsi="Times New Roman" w:cs="Times New Roman"/>
+                <w:color w:val="000000"/>
+                <w:sz w:val="24"/>
+                <w:szCs w:val="24"/>
+              </w:rPr>
+              <w:t xml:space="preserve">– не самому адекватному по правилам </w:t>
+            </w:r>
+            <w:r>
+              <w:rPr>
+                <w:rFonts w:ascii="Times New Roman" w:eastAsia="Times New Roman" w:hAnsi="Times New Roman" w:cs="Times New Roman"/>
+                <w:color w:val="000000"/>
+                <w:sz w:val="24"/>
+                <w:szCs w:val="24"/>
+              </w:rPr>
+              <w:lastRenderedPageBreak/>
+              <w:t xml:space="preserve">конфиденциальности мессенджеру. Если кто-то всё же вызвал волнения и переживания, то </w:t>
+            </w:r>
+            <w:r>
+              <w:rPr>
+                <w:rFonts w:ascii="Times New Roman" w:eastAsia="Times New Roman" w:hAnsi="Times New Roman" w:cs="Times New Roman"/>
+                <w:color w:val="000000"/>
+                <w:sz w:val="24"/>
+                <w:szCs w:val="24"/>
+              </w:rPr>
+              <w:t xml:space="preserve">оптимальным будет обращение в банк очно, а если это не поможет обращение за помощью в полицию. </w:t>
+            </w:r>
           </w:p>
           <w:p>
             <w:pPr>
@@ -1964,6 +2612,15 @@
               </w:rPr>
               <w:t>2.</w:t>
             </w:r>
+            <w:r>
+              <w:rPr>
+                <w:rFonts w:ascii="Times New Roman" w:eastAsia="Times New Roman" w:hAnsi="Times New Roman" w:cs="Times New Roman"/>
+                <w:color w:val="000000"/>
+                <w:sz w:val="24"/>
+                <w:szCs w:val="24"/>
+              </w:rPr>
+              <w:t xml:space="preserve"> Сохранять всю информацию при возникновении неординарных ситуациях: записи разговоров, скрины и дампы переписок. Наличие доказательных фактов принесёт больше пользы, чем их отсутствие.</w:t>
+            </w:r>
           </w:p>
           <w:p>
             <w:pPr>
@@ -1984,6 +2641,15 @@
               </w:rPr>
               <w:t>3.</w:t>
             </w:r>
+            <w:r>
+              <w:rPr>
+                <w:rFonts w:ascii="Times New Roman" w:eastAsia="Times New Roman" w:hAnsi="Times New Roman" w:cs="Times New Roman"/>
+                <w:color w:val="000000"/>
+                <w:sz w:val="24"/>
+                <w:szCs w:val="24"/>
+              </w:rPr>
+              <w:t xml:space="preserve"> При угрозе «обнуления» банковских счетов нужно сразу блокировать доступ к этим счетам через официальное приложение, номер телефона или очно.</w:t>
+            </w:r>
           </w:p>
           <w:p>
             <w:pPr>
@@ -1991,6 +2657,7 @@
               <w:jc w:val="both"/>
               <w:rPr>
                 <w:rFonts w:ascii="Times New Roman" w:eastAsia="Times New Roman" w:hAnsi="Times New Roman" w:cs="Times New Roman"/>
+                <w:color w:val="000000"/>
                 <w:sz w:val="24"/>
                 <w:szCs w:val="24"/>
               </w:rPr>
@@ -2003,6 +2670,33 @@
                 <w:szCs w:val="24"/>
               </w:rPr>
               <w:t>4.</w:t>
+            </w:r>
+            <w:r>
+              <w:rPr>
+                <w:rFonts w:ascii="Times New Roman" w:eastAsia="Times New Roman" w:hAnsi="Times New Roman" w:cs="Times New Roman"/>
+                <w:color w:val="000000"/>
+                <w:sz w:val="24"/>
+                <w:szCs w:val="24"/>
+              </w:rPr>
+              <w:t xml:space="preserve"> </w:t>
+            </w:r>
+            <w:r>
+              <w:rPr>
+                <w:rFonts w:ascii="Times New Roman" w:eastAsia="Times New Roman" w:hAnsi="Times New Roman" w:cs="Times New Roman"/>
+                <w:color w:val="000000"/>
+                <w:sz w:val="24"/>
+                <w:szCs w:val="24"/>
+              </w:rPr>
+              <w:t>Н</w:t>
+            </w:r>
+            <w:r>
+              <w:rPr>
+                <w:rFonts w:ascii="Times New Roman" w:eastAsia="Times New Roman" w:hAnsi="Times New Roman" w:cs="Times New Roman"/>
+                <w:color w:val="000000"/>
+                <w:sz w:val="24"/>
+                <w:szCs w:val="24"/>
+              </w:rPr>
+              <w:t xml:space="preserve">и один сотрудник госслужб не требует переводить денег на какой-либо счёт – все операции (например, госпошлины) производятся через терминалы, </w:t>
             </w:r>
           </w:p>
           <w:p>
@@ -2011,6 +2705,7 @@
               <w:jc w:val="both"/>
               <w:rPr>
                 <w:rFonts w:ascii="Times New Roman" w:eastAsia="Times New Roman" w:hAnsi="Times New Roman" w:cs="Times New Roman"/>
+                <w:color w:val="000000"/>
                 <w:sz w:val="24"/>
                 <w:szCs w:val="24"/>
               </w:rPr>
@@ -2024,6 +2719,63 @@
               </w:rPr>
               <w:t>5.</w:t>
             </w:r>
+            <w:r>
+              <w:rPr>
+                <w:rFonts w:ascii="Times New Roman" w:eastAsia="Times New Roman" w:hAnsi="Times New Roman" w:cs="Times New Roman"/>
+                <w:color w:val="000000"/>
+                <w:sz w:val="24"/>
+                <w:szCs w:val="24"/>
+              </w:rPr>
+              <w:t xml:space="preserve"> </w:t>
+            </w:r>
+            <w:r>
+              <w:rPr>
+                <w:rFonts w:ascii="Times New Roman" w:eastAsia="Times New Roman" w:hAnsi="Times New Roman" w:cs="Times New Roman"/>
+                <w:color w:val="000000"/>
+                <w:sz w:val="24"/>
+                <w:szCs w:val="24"/>
+              </w:rPr>
+              <w:t>Н</w:t>
+            </w:r>
+            <w:r>
+              <w:rPr>
+                <w:rFonts w:ascii="Times New Roman" w:eastAsia="Times New Roman" w:hAnsi="Times New Roman" w:cs="Times New Roman"/>
+                <w:color w:val="000000"/>
+                <w:sz w:val="24"/>
+                <w:szCs w:val="24"/>
+              </w:rPr>
+              <w:t>е сообщать личные данные – в банке, к примеру, они уже есть и их не будут спрашивать.</w:t>
+            </w:r>
+          </w:p>
+          <w:p>
+            <w:pPr>
+              <w:spacing w:before="240" w:after="0" w:line="240" w:lineRule="auto"/>
+              <w:jc w:val="both"/>
+              <w:rPr>
+                <w:rFonts w:ascii="Times New Roman" w:eastAsia="Times New Roman" w:hAnsi="Times New Roman" w:cs="Times New Roman"/>
+                <w:sz w:val="24"/>
+                <w:szCs w:val="24"/>
+              </w:rPr>
+            </w:pPr>
+            <w:r>
+              <w:rPr>
+                <w:rFonts w:ascii="Times New Roman" w:eastAsia="Times New Roman" w:hAnsi="Times New Roman" w:cs="Times New Roman"/>
+                <w:sz w:val="24"/>
+                <w:szCs w:val="24"/>
+              </w:rPr>
+              <w:t>6. При операциях с большими суммами торопиться – худшее решение.</w:t>
+            </w:r>
+          </w:p>
+          <w:p>
+            <w:pPr>
+              <w:spacing w:before="240" w:after="0" w:line="240" w:lineRule="auto"/>
+              <w:jc w:val="both"/>
+              <w:rPr>
+                <w:rFonts w:ascii="Times New Roman" w:eastAsia="Times New Roman" w:hAnsi="Times New Roman" w:cs="Times New Roman"/>
+                <w:sz w:val="24"/>
+                <w:szCs w:val="24"/>
+              </w:rPr>
+            </w:pPr>
           </w:p>
         </w:tc>
       </w:tr>
